--- a/tillsyn/A 54140-2024 tillsynsbegäran.docx
+++ b/tillsyn/A 54140-2024 tillsynsbegäran.docx
@@ -12,7 +12,7 @@
     </w:p>
     <w:p>
       <w:r>
-        <w:t>Detta dokument behandlar höga naturvärden i avverkningsanmälan A 54140-2024 i Krokoms kommun. Denna avverkningsanmälan inkom 2024-11-20 och omfattar 13,4 ha.</w:t>
+        <w:t>Detta dokument behandlar höga naturvärden i avverkningsanmälan A 54140-2024 i Krokoms kommun. Denna avverkningsanmälan inkom 2024-11-20 00:00:00 och omfattar 13,4 ha.</w:t>
       </w:r>
     </w:p>
     <w:p>

--- a/tillsyn/A 54140-2024 tillsynsbegäran.docx
+++ b/tillsyn/A 54140-2024 tillsynsbegäran.docx
@@ -291,7 +291,7 @@
     <w:r>
       <w:tab/>
       <w:tab/>
-      <w:t>2025-08-09</w:t>
+      <w:t>2025-08-10</w:t>
       <w:br/>
       <w:br/>
     </w:r>

--- a/tillsyn/A 54140-2024 tillsynsbegäran.docx
+++ b/tillsyn/A 54140-2024 tillsynsbegäran.docx
@@ -291,7 +291,7 @@
     <w:r>
       <w:tab/>
       <w:tab/>
-      <w:t>2025-08-10</w:t>
+      <w:t>2025-08-11</w:t>
       <w:br/>
       <w:br/>
     </w:r>

--- a/tillsyn/A 54140-2024 tillsynsbegäran.docx
+++ b/tillsyn/A 54140-2024 tillsynsbegäran.docx
@@ -291,7 +291,7 @@
     <w:r>
       <w:tab/>
       <w:tab/>
-      <w:t>2025-08-11</w:t>
+      <w:t>2025-08-12</w:t>
       <w:br/>
       <w:br/>
     </w:r>

--- a/tillsyn/A 54140-2024 tillsynsbegäran.docx
+++ b/tillsyn/A 54140-2024 tillsynsbegäran.docx
@@ -291,7 +291,7 @@
     <w:r>
       <w:tab/>
       <w:tab/>
-      <w:t>2025-08-12</w:t>
+      <w:t>2025-08-13</w:t>
       <w:br/>
       <w:br/>
     </w:r>

--- a/tillsyn/A 54140-2024 tillsynsbegäran.docx
+++ b/tillsyn/A 54140-2024 tillsynsbegäran.docx
@@ -291,7 +291,7 @@
     <w:r>
       <w:tab/>
       <w:tab/>
-      <w:t>2025-08-13</w:t>
+      <w:t>2025-08-14</w:t>
       <w:br/>
       <w:br/>
     </w:r>

--- a/tillsyn/A 54140-2024 tillsynsbegäran.docx
+++ b/tillsyn/A 54140-2024 tillsynsbegäran.docx
@@ -291,7 +291,7 @@
     <w:r>
       <w:tab/>
       <w:tab/>
-      <w:t>2025-08-14</w:t>
+      <w:t>2025-08-15</w:t>
       <w:br/>
       <w:br/>
     </w:r>

--- a/tillsyn/A 54140-2024 tillsynsbegäran.docx
+++ b/tillsyn/A 54140-2024 tillsynsbegäran.docx
@@ -291,7 +291,7 @@
     <w:r>
       <w:tab/>
       <w:tab/>
-      <w:t>2025-08-15</w:t>
+      <w:t>2025-08-16</w:t>
       <w:br/>
       <w:br/>
     </w:r>

--- a/tillsyn/A 54140-2024 tillsynsbegäran.docx
+++ b/tillsyn/A 54140-2024 tillsynsbegäran.docx
@@ -291,7 +291,7 @@
     <w:r>
       <w:tab/>
       <w:tab/>
-      <w:t>2025-08-16</w:t>
+      <w:t>2025-08-17</w:t>
       <w:br/>
       <w:br/>
     </w:r>

--- a/tillsyn/A 54140-2024 tillsynsbegäran.docx
+++ b/tillsyn/A 54140-2024 tillsynsbegäran.docx
@@ -291,7 +291,7 @@
     <w:r>
       <w:tab/>
       <w:tab/>
-      <w:t>2025-08-17</w:t>
+      <w:t>2025-08-18</w:t>
       <w:br/>
       <w:br/>
     </w:r>

--- a/tillsyn/A 54140-2024 tillsynsbegäran.docx
+++ b/tillsyn/A 54140-2024 tillsynsbegäran.docx
@@ -291,7 +291,7 @@
     <w:r>
       <w:tab/>
       <w:tab/>
-      <w:t>2025-08-18</w:t>
+      <w:t>2025-08-19</w:t>
       <w:br/>
       <w:br/>
     </w:r>

--- a/tillsyn/A 54140-2024 tillsynsbegäran.docx
+++ b/tillsyn/A 54140-2024 tillsynsbegäran.docx
@@ -291,7 +291,7 @@
     <w:r>
       <w:tab/>
       <w:tab/>
-      <w:t>2025-08-19</w:t>
+      <w:t>2025-08-20</w:t>
       <w:br/>
       <w:br/>
     </w:r>

--- a/tillsyn/A 54140-2024 tillsynsbegäran.docx
+++ b/tillsyn/A 54140-2024 tillsynsbegäran.docx
@@ -291,7 +291,7 @@
     <w:r>
       <w:tab/>
       <w:tab/>
-      <w:t>2025-08-20</w:t>
+      <w:t>2025-08-21</w:t>
       <w:br/>
       <w:br/>
     </w:r>

--- a/tillsyn/A 54140-2024 tillsynsbegäran.docx
+++ b/tillsyn/A 54140-2024 tillsynsbegäran.docx
@@ -291,7 +291,7 @@
     <w:r>
       <w:tab/>
       <w:tab/>
-      <w:t>2025-08-21</w:t>
+      <w:t>2025-08-22</w:t>
       <w:br/>
       <w:br/>
     </w:r>

--- a/tillsyn/A 54140-2024 tillsynsbegäran.docx
+++ b/tillsyn/A 54140-2024 tillsynsbegäran.docx
@@ -291,7 +291,7 @@
     <w:r>
       <w:tab/>
       <w:tab/>
-      <w:t>2025-08-22</w:t>
+      <w:t>2025-08-23</w:t>
       <w:br/>
       <w:br/>
     </w:r>

--- a/tillsyn/A 54140-2024 tillsynsbegäran.docx
+++ b/tillsyn/A 54140-2024 tillsynsbegäran.docx
@@ -291,7 +291,7 @@
     <w:r>
       <w:tab/>
       <w:tab/>
-      <w:t>2025-08-23</w:t>
+      <w:t>2025-08-24</w:t>
       <w:br/>
       <w:br/>
     </w:r>

--- a/tillsyn/A 54140-2024 tillsynsbegäran.docx
+++ b/tillsyn/A 54140-2024 tillsynsbegäran.docx
@@ -291,7 +291,7 @@
     <w:r>
       <w:tab/>
       <w:tab/>
-      <w:t>2025-08-24</w:t>
+      <w:t>2025-08-25</w:t>
       <w:br/>
       <w:br/>
     </w:r>

--- a/tillsyn/A 54140-2024 tillsynsbegäran.docx
+++ b/tillsyn/A 54140-2024 tillsynsbegäran.docx
@@ -291,7 +291,7 @@
     <w:r>
       <w:tab/>
       <w:tab/>
-      <w:t>2025-08-25</w:t>
+      <w:t>2025-08-26</w:t>
       <w:br/>
       <w:br/>
     </w:r>

--- a/tillsyn/A 54140-2024 tillsynsbegäran.docx
+++ b/tillsyn/A 54140-2024 tillsynsbegäran.docx
@@ -291,7 +291,7 @@
     <w:r>
       <w:tab/>
       <w:tab/>
-      <w:t>2025-08-26</w:t>
+      <w:t>2025-08-30</w:t>
       <w:br/>
       <w:br/>
     </w:r>

--- a/tillsyn/A 54140-2024 tillsynsbegäran.docx
+++ b/tillsyn/A 54140-2024 tillsynsbegäran.docx
@@ -291,7 +291,7 @@
     <w:r>
       <w:tab/>
       <w:tab/>
-      <w:t>2025-08-30</w:t>
+      <w:t>2025-08-31</w:t>
       <w:br/>
       <w:br/>
     </w:r>

--- a/tillsyn/A 54140-2024 tillsynsbegäran.docx
+++ b/tillsyn/A 54140-2024 tillsynsbegäran.docx
@@ -291,7 +291,7 @@
     <w:r>
       <w:tab/>
       <w:tab/>
-      <w:t>2025-08-31</w:t>
+      <w:t>2025-09-01</w:t>
       <w:br/>
       <w:br/>
     </w:r>

--- a/tillsyn/A 54140-2024 tillsynsbegäran.docx
+++ b/tillsyn/A 54140-2024 tillsynsbegäran.docx
@@ -291,7 +291,7 @@
     <w:r>
       <w:tab/>
       <w:tab/>
-      <w:t>2025-09-01</w:t>
+      <w:t>2025-09-04</w:t>
       <w:br/>
       <w:br/>
     </w:r>

--- a/tillsyn/A 54140-2024 tillsynsbegäran.docx
+++ b/tillsyn/A 54140-2024 tillsynsbegäran.docx
@@ -291,7 +291,7 @@
     <w:r>
       <w:tab/>
       <w:tab/>
-      <w:t>2025-09-04</w:t>
+      <w:t>2025-09-05</w:t>
       <w:br/>
       <w:br/>
     </w:r>

--- a/tillsyn/A 54140-2024 tillsynsbegäran.docx
+++ b/tillsyn/A 54140-2024 tillsynsbegäran.docx
@@ -291,7 +291,7 @@
     <w:r>
       <w:tab/>
       <w:tab/>
-      <w:t>2025-09-05</w:t>
+      <w:t>2025-09-07</w:t>
       <w:br/>
       <w:br/>
     </w:r>

--- a/tillsyn/A 54140-2024 tillsynsbegäran.docx
+++ b/tillsyn/A 54140-2024 tillsynsbegäran.docx
@@ -291,7 +291,7 @@
     <w:r>
       <w:tab/>
       <w:tab/>
-      <w:t>2025-09-07</w:t>
+      <w:t>2025-09-08</w:t>
       <w:br/>
       <w:br/>
     </w:r>

--- a/tillsyn/A 54140-2024 tillsynsbegäran.docx
+++ b/tillsyn/A 54140-2024 tillsynsbegäran.docx
@@ -291,7 +291,7 @@
     <w:r>
       <w:tab/>
       <w:tab/>
-      <w:t>2025-09-08</w:t>
+      <w:t>2025-09-10</w:t>
       <w:br/>
       <w:br/>
     </w:r>

--- a/tillsyn/A 54140-2024 tillsynsbegäran.docx
+++ b/tillsyn/A 54140-2024 tillsynsbegäran.docx
@@ -291,7 +291,7 @@
     <w:r>
       <w:tab/>
       <w:tab/>
-      <w:t>2025-09-10</w:t>
+      <w:t>2025-09-11</w:t>
       <w:br/>
       <w:br/>
     </w:r>

--- a/tillsyn/A 54140-2024 tillsynsbegäran.docx
+++ b/tillsyn/A 54140-2024 tillsynsbegäran.docx
@@ -291,7 +291,7 @@
     <w:r>
       <w:tab/>
       <w:tab/>
-      <w:t>2025-09-11</w:t>
+      <w:t>2025-09-12</w:t>
       <w:br/>
       <w:br/>
     </w:r>

--- a/tillsyn/A 54140-2024 tillsynsbegäran.docx
+++ b/tillsyn/A 54140-2024 tillsynsbegäran.docx
@@ -291,7 +291,7 @@
     <w:r>
       <w:tab/>
       <w:tab/>
-      <w:t>2025-09-12</w:t>
+      <w:t>2025-09-13</w:t>
       <w:br/>
       <w:br/>
     </w:r>

--- a/tillsyn/A 54140-2024 tillsynsbegäran.docx
+++ b/tillsyn/A 54140-2024 tillsynsbegäran.docx
@@ -291,7 +291,7 @@
     <w:r>
       <w:tab/>
       <w:tab/>
-      <w:t>2025-09-13</w:t>
+      <w:t>2025-09-14</w:t>
       <w:br/>
       <w:br/>
     </w:r>

--- a/tillsyn/A 54140-2024 tillsynsbegäran.docx
+++ b/tillsyn/A 54140-2024 tillsynsbegäran.docx
@@ -117,6 +117,17 @@
         <w:rPr>
           <w:b/>
         </w:rPr>
+        <w:t>Luddfingersvamp (NT)</w:t>
+      </w:r>
+      <w:r>
+        <w:t xml:space="preserve"> påträffas på mineralrik mark i granskog med mycket hög luftfuktighet, t.ex. vid källflöden, fuktdråg, bäckar eller i anslutning till vattenfall och forsdimma. Arten är mycket uttorkningskänslig och kräver granskogsmiljöer med konstant mycket hög luftfuktighet. Den tål inte en slutavverkning eller någon form av dränering som påverkar växtplatsens hydrologi (SLU Artdatabanken, 2024).</w:t>
+      </w:r>
+    </w:p>
+    <w:p>
+      <w:r>
+        <w:rPr>
+          <w:b/>
+        </w:rPr>
         <w:t>Rödbrun blekspik (NT)</w:t>
       </w:r>
       <w:r>
@@ -291,7 +302,7 @@
     <w:r>
       <w:tab/>
       <w:tab/>
-      <w:t>2025-09-14</w:t>
+      <w:t>2025-09-15</w:t>
       <w:br/>
       <w:br/>
     </w:r>

--- a/tillsyn/A 54140-2024 tillsynsbegäran.docx
+++ b/tillsyn/A 54140-2024 tillsynsbegäran.docx
@@ -302,7 +302,7 @@
     <w:r>
       <w:tab/>
       <w:tab/>
-      <w:t>2025-09-15</w:t>
+      <w:t>2025-09-16</w:t>
       <w:br/>
       <w:br/>
     </w:r>

--- a/tillsyn/A 54140-2024 tillsynsbegäran.docx
+++ b/tillsyn/A 54140-2024 tillsynsbegäran.docx
@@ -302,7 +302,7 @@
     <w:r>
       <w:tab/>
       <w:tab/>
-      <w:t>2025-09-16</w:t>
+      <w:t>2025-09-17</w:t>
       <w:br/>
       <w:br/>
     </w:r>

--- a/tillsyn/A 54140-2024 tillsynsbegäran.docx
+++ b/tillsyn/A 54140-2024 tillsynsbegäran.docx
@@ -302,7 +302,7 @@
     <w:r>
       <w:tab/>
       <w:tab/>
-      <w:t>2025-09-17</w:t>
+      <w:t>2025-09-18</w:t>
       <w:br/>
       <w:br/>
     </w:r>
